--- a/系統分析/1150312_緊急醫療管理系統需求確認會議議程.docx
+++ b/系統分析/1150312_緊急醫療管理系統需求確認會議議程.docx
@@ -186,6 +186,7 @@
       <w:r>
         <w:rPr>
           <w:b/>
+          <w:noProof/>
         </w:rPr>
         <w:drawing>
           <wp:inline distT="0" distB="0" distL="0" distR="0" wp14:anchorId="51F2EE0B" wp14:editId="1CB3977F">
@@ -228,9 +229,6 @@
       <w:pPr>
         <w:pStyle w:val="16-"/>
         <w:spacing w:before="180" w:after="180"/>
-        <w:rPr>
-          <w:rFonts w:hint="eastAsia"/>
-        </w:rPr>
       </w:pPr>
       <w:r>
         <w:rPr>
@@ -242,13 +240,13 @@
     <w:p>
       <w:pPr>
         <w:rPr>
-          <w:rFonts w:hint="eastAsia"/>
           <w:b/>
         </w:rPr>
       </w:pPr>
       <w:r>
         <w:rPr>
           <w:b/>
+          <w:noProof/>
         </w:rPr>
         <w:drawing>
           <wp:inline distT="0" distB="0" distL="0" distR="0" wp14:anchorId="0A53A87E" wp14:editId="037064BA">
@@ -291,6 +289,13 @@
       <w:pPr>
         <w:rPr>
           <w:rFonts w:hint="eastAsia"/>
+          <w:b/>
+        </w:rPr>
+      </w:pPr>
+    </w:p>
+    <w:p>
+      <w:pPr>
+        <w:rPr>
           <w:b/>
         </w:rPr>
       </w:pPr>
@@ -342,6 +347,24 @@
           </wp:inline>
         </w:drawing>
       </w:r>
+    </w:p>
+    <w:p>
+      <w:pPr>
+        <w:pStyle w:val="16-"/>
+        <w:spacing w:before="180" w:after="180"/>
+        <w:rPr>
+          <w:rFonts w:hint="eastAsia"/>
+          <w:b/>
+        </w:rPr>
+      </w:pPr>
+      <w:r>
+        <w:rPr>
+          <w:rFonts w:hint="eastAsia"/>
+          <w:b/>
+        </w:rPr>
+        <w:lastRenderedPageBreak/>
+        <w:t>修改後編輯畫面</w:t>
+      </w:r>
       <w:bookmarkStart w:id="0" w:name="_GoBack"/>
       <w:bookmarkEnd w:id="0"/>
     </w:p>
@@ -374,14 +397,7 @@
         <w:rPr>
           <w:rFonts w:hint="eastAsia"/>
         </w:rPr>
-        <w:t>將主背景鎖定，讓使用者專注於當前的「新</w:t>
-      </w:r>
-      <w:r>
-        <w:rPr>
-          <w:rFonts w:hint="eastAsia"/>
-        </w:rPr>
-        <w:lastRenderedPageBreak/>
-        <w:t>增</w:t>
+        <w:t>將主背景鎖定，讓使用者專注於當前的「新增</w:t>
       </w:r>
       <w:r>
         <w:rPr>
@@ -1166,7 +1182,7 @@
           <w:rPr>
             <w:noProof/>
           </w:rPr>
-          <w:t>1</w:t>
+          <w:t>2</w:t>
         </w:r>
         <w:r>
           <w:fldChar w:fldCharType="end"/>
@@ -1983,6 +1999,9 @@
   </w:num>
   <w:num w:numId="26">
     <w:abstractNumId w:val="1"/>
+  </w:num>
+  <w:num w:numId="27">
+    <w:abstractNumId w:val="0"/>
   </w:num>
   <w:numIdMacAtCleanup w:val="6"/>
 </w:numbering>
